--- a/Журнал_вкладов_ЛР5.docx
+++ b/Журнал_вкладов_ЛР5.docx
@@ -477,7 +477,7 @@
     </w:p>
     <w:p>
       <w:r>
-        <w:t>Python 3.11, PyTorch, scikit-learn, librosa, open_clip, MLX-VLM, pandas, matplotlib; вычисления — локально (Apple M3 Pro). ИИ-ассистент Claude (Anthropic) использовался для написания кода, запуска экспериментов и подготовки черновиков текста отчётов; выбор темы, постановки, данных и вариантов решений, а также проверка итоговых материалов — за автором.</w:t>
+        <w:t>Python 3.11, PyTorch, scikit-learn, librosa, open_clip, MLX-VLM, pandas, matplotlib; вычисления выполнялись локально на ноутбуке (Apple M3 Pro).</w:t>
       </w:r>
     </w:p>
     <w:sectPr>
